--- a/lab05/OfficeComputingLabsReport.docx
+++ b/lab05/OfficeComputingLabsReport.docx
@@ -156,6 +156,7 @@
       </w:pPr>
       <w:r>
         <w:rPr>
+          <w:noProof/>
           <w:sz w:val="32"/>
           <w:szCs w:val="32"/>
           <w:lang w:val="vi-VN"/>
@@ -246,6 +247,7 @@
       </w:pPr>
       <w:r>
         <w:rPr>
+          <w:noProof/>
           <w:sz w:val="28"/>
           <w:szCs w:val="28"/>
           <w:lang w:val="vi-VN"/>
@@ -328,6 +330,7 @@
       </w:pPr>
       <w:r>
         <w:rPr>
+          <w:noProof/>
           <w:sz w:val="32"/>
           <w:szCs w:val="32"/>
           <w:lang w:val="vi-VN"/>
@@ -435,6 +438,7 @@
       </w:pPr>
       <w:r>
         <w:rPr>
+          <w:noProof/>
           <w:sz w:val="32"/>
           <w:szCs w:val="32"/>
           <w:lang w:val="vi-VN"/>
@@ -524,6 +528,7 @@
       </w:pPr>
       <w:r>
         <w:rPr>
+          <w:noProof/>
           <w:sz w:val="28"/>
           <w:szCs w:val="28"/>
           <w:lang w:val="vi-VN"/>
@@ -613,6 +618,7 @@
       </w:pPr>
       <w:r>
         <w:rPr>
+          <w:noProof/>
           <w:sz w:val="28"/>
           <w:szCs w:val="28"/>
           <w:lang w:val="vi-VN"/>
@@ -703,6 +709,7 @@
       </w:pPr>
       <w:r>
         <w:rPr>
+          <w:noProof/>
           <w:sz w:val="28"/>
           <w:szCs w:val="28"/>
           <w:lang w:val="vi-VN"/>
@@ -793,6 +800,7 @@
       </w:pPr>
       <w:r>
         <w:rPr>
+          <w:noProof/>
           <w:sz w:val="28"/>
           <w:szCs w:val="28"/>
           <w:lang w:val="vi-VN"/>
@@ -899,6 +907,7 @@
       </w:pPr>
       <w:r>
         <w:rPr>
+          <w:noProof/>
           <w:sz w:val="28"/>
           <w:szCs w:val="28"/>
           <w:lang w:val="vi-VN"/>
@@ -989,15 +998,16 @@
       </w:pPr>
       <w:r>
         <w:rPr>
+          <w:noProof/>
           <w:sz w:val="28"/>
           <w:szCs w:val="28"/>
           <w:lang w:val="vi-VN"/>
         </w:rPr>
         <w:lastRenderedPageBreak/>
         <w:drawing>
-          <wp:inline distT="0" distB="0" distL="0" distR="0" wp14:anchorId="05A052CE" wp14:editId="7295509F">
-            <wp:extent cx="6187221" cy="3214370"/>
-            <wp:effectExtent l="0" t="0" r="4445" b="5080"/>
+          <wp:inline distT="0" distB="0" distL="0" distR="0" wp14:anchorId="05A052CE" wp14:editId="390DE5FF">
+            <wp:extent cx="6042025" cy="3138938"/>
+            <wp:effectExtent l="0" t="0" r="0" b="4445"/>
             <wp:docPr id="15" name="Picture 15"/>
             <wp:cNvGraphicFramePr>
               <a:graphicFrameLocks xmlns:a="http://schemas.openxmlformats.org/drawingml/2006/main" noChangeAspect="1"/>
@@ -1018,7 +1028,7 @@
                   <pic:spPr>
                     <a:xfrm>
                       <a:off x="0" y="0"/>
-                      <a:ext cx="6224867" cy="3233928"/>
+                      <a:ext cx="6081369" cy="3159378"/>
                     </a:xfrm>
                     <a:prstGeom prst="rect">
                       <a:avLst/>
@@ -1045,10 +1055,59 @@
           <w:szCs w:val="28"/>
           <w:lang w:val="vi-VN"/>
         </w:rPr>
+        <w:t xml:space="preserve">                                                  </w:t>
+      </w:r>
+      <w:r>
+        <w:rPr>
+          <w:sz w:val="28"/>
+          <w:szCs w:val="28"/>
+        </w:rPr>
+        <w:t>Hình</w:t>
+      </w:r>
+      <w:r>
+        <w:rPr>
+          <w:sz w:val="28"/>
+          <w:szCs w:val="28"/>
+          <w:lang w:val="vi-VN"/>
+        </w:rPr>
+        <w:t xml:space="preserve"> 2.10</w:t>
+      </w:r>
+      <w:r>
+        <w:rPr>
+          <w:sz w:val="28"/>
+          <w:szCs w:val="28"/>
+          <w:lang w:val="vi-VN"/>
+        </w:rPr>
+        <w:t xml:space="preserve"> </w:t>
+      </w:r>
+      <w:r>
+        <w:rPr>
+          <w:sz w:val="28"/>
+          <w:szCs w:val="28"/>
+          <w:lang w:val="vi-VN"/>
+        </w:rPr>
+        <w:t xml:space="preserve">: Trang mục lục  </w:t>
+      </w:r>
+    </w:p>
+    <w:p>
+      <w:pPr>
+        <w:rPr>
+          <w:sz w:val="28"/>
+          <w:szCs w:val="28"/>
+          <w:lang w:val="vi-VN"/>
+        </w:rPr>
+      </w:pPr>
+      <w:r>
+        <w:rPr>
+          <w:noProof/>
+          <w:sz w:val="28"/>
+          <w:szCs w:val="28"/>
+          <w:lang w:val="vi-VN"/>
+        </w:rPr>
         <w:drawing>
-          <wp:inline distT="0" distB="0" distL="0" distR="0" wp14:anchorId="4F6D4A9B" wp14:editId="2ED3F074">
-            <wp:extent cx="6156960" cy="4341495"/>
-            <wp:effectExtent l="0" t="0" r="0" b="1905"/>
+          <wp:inline distT="0" distB="0" distL="0" distR="0" wp14:anchorId="4F6D4A9B" wp14:editId="1EC22702">
+            <wp:extent cx="5730240" cy="4040599"/>
+            <wp:effectExtent l="0" t="0" r="3810" b="0"/>
             <wp:docPr id="14" name="Picture 14"/>
             <wp:cNvGraphicFramePr>
               <a:graphicFrameLocks xmlns:a="http://schemas.openxmlformats.org/drawingml/2006/main" noChangeAspect="1"/>
@@ -1069,7 +1128,7 @@
                   <pic:spPr>
                     <a:xfrm>
                       <a:off x="0" y="0"/>
-                      <a:ext cx="6156960" cy="4341495"/>
+                      <a:ext cx="5741384" cy="4048457"/>
                     </a:xfrm>
                     <a:prstGeom prst="rect">
                       <a:avLst/>
@@ -1146,6 +1205,7 @@
       </w:pPr>
       <w:r>
         <w:rPr>
+          <w:noProof/>
           <w:sz w:val="28"/>
           <w:szCs w:val="28"/>
           <w:lang w:val="vi-VN"/>
@@ -1244,6 +1304,7 @@
       </w:pPr>
       <w:r>
         <w:rPr>
+          <w:noProof/>
           <w:sz w:val="28"/>
           <w:szCs w:val="28"/>
         </w:rPr>
@@ -1325,6 +1386,7 @@
       </w:pPr>
       <w:r>
         <w:rPr>
+          <w:noProof/>
           <w:sz w:val="28"/>
           <w:szCs w:val="28"/>
         </w:rPr>
@@ -1422,6 +1484,7 @@
       </w:pPr>
       <w:r>
         <w:rPr>
+          <w:noProof/>
           <w:sz w:val="28"/>
           <w:szCs w:val="28"/>
         </w:rPr>
@@ -1504,6 +1567,7 @@
       </w:pPr>
       <w:r>
         <w:rPr>
+          <w:noProof/>
           <w:sz w:val="28"/>
           <w:szCs w:val="28"/>
           <w:lang w:val="vi-VN"/>
@@ -1558,16 +1622,9 @@
         <w:rPr>
           <w:sz w:val="28"/>
           <w:szCs w:val="28"/>
-        </w:rPr>
-        <w:t>Hình</w:t>
-      </w:r>
-      <w:r>
-        <w:rPr>
-          <w:sz w:val="28"/>
-          <w:szCs w:val="28"/>
-          <w:lang w:val="vi-VN"/>
-        </w:rPr>
-        <w:t xml:space="preserve"> 2.15 </w:t>
+          <w:lang w:val="vi-VN"/>
+        </w:rPr>
+        <w:t xml:space="preserve">Hình 2.16 </w:t>
       </w:r>
       <w:r>
         <w:rPr>
@@ -1588,6 +1645,7 @@
       </w:pPr>
       <w:r>
         <w:rPr>
+          <w:noProof/>
           <w:sz w:val="28"/>
           <w:szCs w:val="28"/>
           <w:lang w:val="vi-VN"/>
@@ -1650,7 +1708,23 @@
           <w:szCs w:val="28"/>
           <w:lang w:val="vi-VN"/>
         </w:rPr>
-        <w:t xml:space="preserve"> 2.16 </w:t>
+        <w:t xml:space="preserve"> 2.</w:t>
+      </w:r>
+      <w:r>
+        <w:rPr>
+          <w:sz w:val="28"/>
+          <w:szCs w:val="28"/>
+          <w:lang w:val="vi-VN"/>
+        </w:rPr>
+        <w:t>17</w:t>
+      </w:r>
+      <w:r>
+        <w:rPr>
+          <w:sz w:val="28"/>
+          <w:szCs w:val="28"/>
+          <w:lang w:val="vi-VN"/>
+        </w:rPr>
+        <w:t xml:space="preserve"> </w:t>
       </w:r>
       <w:r>
         <w:rPr>
@@ -1673,6 +1747,7 @@
       <w:r>
         <w:rPr>
           <w:b/>
+          <w:noProof/>
           <w:sz w:val="28"/>
           <w:szCs w:val="28"/>
           <w:lang w:val="vi-VN"/>
@@ -1733,14 +1808,25 @@
           <w:lang w:val="vi-VN"/>
         </w:rPr>
         <w:tab/>
-      </w:r>
-      <w:r>
-        <w:rPr>
-          <w:sz w:val="28"/>
-          <w:szCs w:val="28"/>
-          <w:lang w:val="vi-VN"/>
-        </w:rPr>
-        <w:t>Hình 2.17 : Đơn xin xác nhận</w:t>
+        <w:t>Hình 2.</w:t>
+      </w:r>
+      <w:r>
+        <w:rPr>
+          <w:sz w:val="28"/>
+          <w:szCs w:val="28"/>
+          <w:lang w:val="vi-VN"/>
+        </w:rPr>
+        <w:t>18</w:t>
+      </w:r>
+      <w:bookmarkStart w:id="1" w:name="_GoBack"/>
+      <w:bookmarkEnd w:id="1"/>
+      <w:r>
+        <w:rPr>
+          <w:sz w:val="28"/>
+          <w:szCs w:val="28"/>
+          <w:lang w:val="vi-VN"/>
+        </w:rPr>
+        <w:t xml:space="preserve"> : Đơn xin xác nhận</w:t>
       </w:r>
     </w:p>
     <w:p>
@@ -1852,6 +1938,7 @@
       </w:pPr>
       <w:r>
         <w:rPr>
+          <w:noProof/>
           <w:sz w:val="32"/>
           <w:szCs w:val="32"/>
           <w:lang w:val="vi-VN"/>
@@ -1952,6 +2039,7 @@
       </w:pPr>
       <w:r>
         <w:rPr>
+          <w:noProof/>
           <w:sz w:val="32"/>
           <w:szCs w:val="32"/>
           <w:lang w:val="vi-VN"/>
@@ -2143,6 +2231,7 @@
       </w:pPr>
       <w:r>
         <w:rPr>
+          <w:noProof/>
           <w:sz w:val="28"/>
           <w:szCs w:val="28"/>
         </w:rPr>
@@ -2240,6 +2329,7 @@
       </w:pPr>
       <w:r>
         <w:rPr>
+          <w:noProof/>
           <w:sz w:val="28"/>
           <w:szCs w:val="28"/>
         </w:rPr>
@@ -2308,6 +2398,7 @@
       </w:pPr>
       <w:r>
         <w:rPr>
+          <w:noProof/>
           <w:sz w:val="28"/>
           <w:szCs w:val="28"/>
           <w:lang w:val="vi-VN"/>
@@ -2425,6 +2516,7 @@
       </w:r>
       <w:r>
         <w:rPr>
+          <w:noProof/>
           <w:sz w:val="32"/>
           <w:szCs w:val="32"/>
           <w:lang w:val="vi-VN"/>
@@ -2566,25 +2658,7 @@
             <w:szCs w:val="32"/>
             <w:lang w:val="vi-VN"/>
           </w:rPr>
-          <w:t>PowerPoi</w:t>
-        </w:r>
-        <w:r>
-          <w:rPr>
-            <w:rStyle w:val="Hyperlink"/>
-            <w:sz w:val="32"/>
-            <w:szCs w:val="32"/>
-            <w:lang w:val="vi-VN"/>
-          </w:rPr>
-          <w:t>n</w:t>
-        </w:r>
-        <w:r>
-          <w:rPr>
-            <w:rStyle w:val="Hyperlink"/>
-            <w:sz w:val="32"/>
-            <w:szCs w:val="32"/>
-            <w:lang w:val="vi-VN"/>
-          </w:rPr>
-          <w:t>t 1</w:t>
+          <w:t>PowerPoint 1</w:t>
         </w:r>
       </w:hyperlink>
     </w:p>
@@ -2609,8 +2683,50 @@
             <w:szCs w:val="32"/>
             <w:lang w:val="vi-VN"/>
           </w:rPr>
-          <w:t>PowerPoi</w:t>
+          <w:t>PowerPoint 2</w:t>
         </w:r>
+      </w:hyperlink>
+    </w:p>
+    <w:p>
+      <w:pPr>
+        <w:rPr>
+          <w:sz w:val="32"/>
+          <w:szCs w:val="32"/>
+          <w:lang w:val="vi-VN"/>
+        </w:rPr>
+      </w:pPr>
+      <w:r>
+        <w:rPr>
+          <w:sz w:val="32"/>
+          <w:szCs w:val="32"/>
+          <w:vertAlign w:val="subscript"/>
+          <w:lang w:val="vi-VN"/>
+        </w:rPr>
+        <w:t xml:space="preserve"> </w:t>
+      </w:r>
+      <w:r>
+        <w:rPr>
+          <w:sz w:val="32"/>
+          <w:szCs w:val="32"/>
+          <w:lang w:val="vi-VN"/>
+        </w:rPr>
+        <w:t xml:space="preserve"> + Lab05 :</w:t>
+      </w:r>
+    </w:p>
+    <w:p>
+      <w:pPr>
+        <w:pStyle w:val="ListParagraph"/>
+        <w:numPr>
+          <w:ilvl w:val="0"/>
+          <w:numId w:val="1"/>
+        </w:numPr>
+        <w:rPr>
+          <w:sz w:val="32"/>
+          <w:szCs w:val="32"/>
+          <w:lang w:val="vi-VN"/>
+        </w:rPr>
+      </w:pPr>
+      <w:hyperlink r:id="rId37" w:history="1">
         <w:r>
           <w:rPr>
             <w:rStyle w:val="Hyperlink"/>
@@ -2618,133 +2734,9 @@
             <w:szCs w:val="32"/>
             <w:lang w:val="vi-VN"/>
           </w:rPr>
-          <w:t>n</w:t>
-        </w:r>
-        <w:r>
-          <w:rPr>
-            <w:rStyle w:val="Hyperlink"/>
-            <w:sz w:val="32"/>
-            <w:szCs w:val="32"/>
-            <w:lang w:val="vi-VN"/>
-          </w:rPr>
-          <w:t>t</w:t>
-        </w:r>
-        <w:r>
-          <w:rPr>
-            <w:rStyle w:val="Hyperlink"/>
-            <w:sz w:val="32"/>
-            <w:szCs w:val="32"/>
-            <w:lang w:val="vi-VN"/>
-          </w:rPr>
-          <w:t xml:space="preserve"> 2</w:t>
+          <w:t>kết quả</w:t>
         </w:r>
       </w:hyperlink>
-    </w:p>
-    <w:p>
-      <w:pPr>
-        <w:rPr>
-          <w:sz w:val="32"/>
-          <w:szCs w:val="32"/>
-          <w:lang w:val="vi-VN"/>
-        </w:rPr>
-      </w:pPr>
-      <w:r>
-        <w:rPr>
-          <w:sz w:val="32"/>
-          <w:szCs w:val="32"/>
-          <w:vertAlign w:val="subscript"/>
-          <w:lang w:val="vi-VN"/>
-        </w:rPr>
-        <w:t xml:space="preserve"> </w:t>
-      </w:r>
-      <w:r>
-        <w:rPr>
-          <w:sz w:val="32"/>
-          <w:szCs w:val="32"/>
-          <w:lang w:val="vi-VN"/>
-        </w:rPr>
-        <w:t xml:space="preserve"> + Lab05 :</w:t>
-      </w:r>
-    </w:p>
-    <w:bookmarkStart w:id="1" w:name="_GoBack"/>
-    <w:bookmarkEnd w:id="1"/>
-    <w:p>
-      <w:pPr>
-        <w:pStyle w:val="ListParagraph"/>
-        <w:numPr>
-          <w:ilvl w:val="0"/>
-          <w:numId w:val="1"/>
-        </w:numPr>
-        <w:rPr>
-          <w:sz w:val="32"/>
-          <w:szCs w:val="32"/>
-          <w:lang w:val="vi-VN"/>
-        </w:rPr>
-      </w:pPr>
-      <w:r>
-        <w:rPr>
-          <w:sz w:val="32"/>
-          <w:szCs w:val="32"/>
-          <w:lang w:val="vi-VN"/>
-        </w:rPr>
-        <w:fldChar w:fldCharType="begin"/>
-      </w:r>
-      <w:r>
-        <w:rPr>
-          <w:sz w:val="32"/>
-          <w:szCs w:val="32"/>
-          <w:lang w:val="vi-VN"/>
-        </w:rPr>
-        <w:instrText xml:space="preserve"> HYPERLINK "https://github.com/nghib260/CT005_B2604657_Lab05" </w:instrText>
-      </w:r>
-      <w:r>
-        <w:rPr>
-          <w:lang w:val="vi-VN"/>
-        </w:rPr>
-      </w:r>
-      <w:r>
-        <w:rPr>
-          <w:sz w:val="32"/>
-          <w:szCs w:val="32"/>
-          <w:lang w:val="vi-VN"/>
-        </w:rPr>
-        <w:fldChar w:fldCharType="separate"/>
-      </w:r>
-      <w:r>
-        <w:rPr>
-          <w:rStyle w:val="Hyperlink"/>
-          <w:sz w:val="32"/>
-          <w:szCs w:val="32"/>
-          <w:lang w:val="vi-VN"/>
-        </w:rPr>
-        <w:t>kết</w:t>
-      </w:r>
-      <w:r>
-        <w:rPr>
-          <w:rStyle w:val="Hyperlink"/>
-          <w:sz w:val="32"/>
-          <w:szCs w:val="32"/>
-          <w:lang w:val="vi-VN"/>
-        </w:rPr>
-        <w:t xml:space="preserve"> </w:t>
-      </w:r>
-      <w:r>
-        <w:rPr>
-          <w:rStyle w:val="Hyperlink"/>
-          <w:sz w:val="32"/>
-          <w:szCs w:val="32"/>
-          <w:lang w:val="vi-VN"/>
-        </w:rPr>
-        <w:t>quả</w:t>
-      </w:r>
-      <w:r>
-        <w:rPr>
-          <w:sz w:val="32"/>
-          <w:szCs w:val="32"/>
-          <w:lang w:val="vi-VN"/>
-        </w:rPr>
-        <w:fldChar w:fldCharType="end"/>
-      </w:r>
       <w:r>
         <w:rPr>
           <w:sz w:val="32"/>
@@ -3859,6 +3851,15 @@
 </file>
 
 <file path=customXml/item1.xml><?xml version="1.0" encoding="utf-8"?>
+<?mso-contentType ?>
+<FormTemplates xmlns="http://schemas.microsoft.com/sharepoint/v3/contenttype/forms">
+  <Display>DocumentLibraryForm</Display>
+  <Edit>DocumentLibraryForm</Edit>
+  <New>DocumentLibraryForm</New>
+</FormTemplates>
+</file>
+
+<file path=customXml/item2.xml><?xml version="1.0" encoding="utf-8"?>
 <ct:contentTypeSchema xmlns:ct="http://schemas.microsoft.com/office/2006/metadata/contentType" xmlns:ma="http://schemas.microsoft.com/office/2006/metadata/properties/metaAttributes" ct:_="" ma:_="" ma:contentTypeName="Document" ma:contentTypeID="0x0101000E101414EE408046B6C39D59F7189ACE" ma:contentTypeVersion="9" ma:contentTypeDescription="Create a new document." ma:contentTypeScope="" ma:versionID="23f6cc0ea12202ef43e1890ed6bf66f7">
   <xsd:schema xmlns:xsd="http://www.w3.org/2001/XMLSchema" xmlns:xs="http://www.w3.org/2001/XMLSchema" xmlns:p="http://schemas.microsoft.com/office/2006/metadata/properties" xmlns:ns3="2f12b43f-f6ce-40ca-b8e5-67bc939c6181" targetNamespace="http://schemas.microsoft.com/office/2006/metadata/properties" ma:root="true" ma:fieldsID="607ea5d003628613f1bd09216d8b2451" ns3:_="">
     <xsd:import namespace="2f12b43f-f6ce-40ca-b8e5-67bc939c6181"/>
@@ -4034,15 +4035,6 @@
 </ct:contentTypeSchema>
 </file>
 
-<file path=customXml/item2.xml><?xml version="1.0" encoding="utf-8"?>
-<?mso-contentType ?>
-<FormTemplates xmlns="http://schemas.microsoft.com/sharepoint/v3/contenttype/forms">
-  <Display>DocumentLibraryForm</Display>
-  <Edit>DocumentLibraryForm</Edit>
-  <New>DocumentLibraryForm</New>
-</FormTemplates>
-</file>
-
 <file path=customXml/item3.xml><?xml version="1.0" encoding="utf-8"?>
 <p:properties xmlns:p="http://schemas.microsoft.com/office/2006/metadata/properties" xmlns:xsi="http://www.w3.org/2001/XMLSchema-instance" xmlns:pc="http://schemas.microsoft.com/office/infopath/2007/PartnerControls">
   <documentManagement>
@@ -4052,6 +4044,14 @@
 </file>
 
 <file path=customXml/itemProps1.xml><?xml version="1.0" encoding="utf-8"?>
+<ds:datastoreItem xmlns:ds="http://schemas.openxmlformats.org/officeDocument/2006/customXml" ds:itemID="{26ADA050-0EA3-4B05-BDD7-799C6BE80714}">
+  <ds:schemaRefs>
+    <ds:schemaRef ds:uri="http://schemas.microsoft.com/sharepoint/v3/contenttype/forms"/>
+  </ds:schemaRefs>
+</ds:datastoreItem>
+</file>
+
+<file path=customXml/itemProps2.xml><?xml version="1.0" encoding="utf-8"?>
 <ds:datastoreItem xmlns:ds="http://schemas.openxmlformats.org/officeDocument/2006/customXml" ds:itemID="{F02ABB5B-E92A-470D-8FE7-2DBED10B594A}">
   <ds:schemaRefs>
     <ds:schemaRef ds:uri="http://schemas.microsoft.com/office/2006/metadata/contentType"/>
@@ -4069,25 +4069,17 @@
 </ds:datastoreItem>
 </file>
 
-<file path=customXml/itemProps2.xml><?xml version="1.0" encoding="utf-8"?>
-<ds:datastoreItem xmlns:ds="http://schemas.openxmlformats.org/officeDocument/2006/customXml" ds:itemID="{26ADA050-0EA3-4B05-BDD7-799C6BE80714}">
-  <ds:schemaRefs>
-    <ds:schemaRef ds:uri="http://schemas.microsoft.com/sharepoint/v3/contenttype/forms"/>
-  </ds:schemaRefs>
-</ds:datastoreItem>
-</file>
-
 <file path=customXml/itemProps3.xml><?xml version="1.0" encoding="utf-8"?>
 <ds:datastoreItem xmlns:ds="http://schemas.openxmlformats.org/officeDocument/2006/customXml" ds:itemID="{3A42E297-911E-45AF-8D87-C5EE24D6CA11}">
   <ds:schemaRefs>
+    <ds:schemaRef ds:uri="http://www.w3.org/XML/1998/namespace"/>
+    <ds:schemaRef ds:uri="http://schemas.microsoft.com/office/2006/metadata/properties"/>
+    <ds:schemaRef ds:uri="http://purl.org/dc/elements/1.1/"/>
+    <ds:schemaRef ds:uri="http://schemas.microsoft.com/office/infopath/2007/PartnerControls"/>
     <ds:schemaRef ds:uri="http://schemas.openxmlformats.org/package/2006/metadata/core-properties"/>
-    <ds:schemaRef ds:uri="http://www.w3.org/XML/1998/namespace"/>
     <ds:schemaRef ds:uri="http://schemas.microsoft.com/office/2006/documentManagement/types"/>
+    <ds:schemaRef ds:uri="2f12b43f-f6ce-40ca-b8e5-67bc939c6181"/>
     <ds:schemaRef ds:uri="http://purl.org/dc/dcmitype/"/>
-    <ds:schemaRef ds:uri="http://purl.org/dc/elements/1.1/"/>
-    <ds:schemaRef ds:uri="2f12b43f-f6ce-40ca-b8e5-67bc939c6181"/>
-    <ds:schemaRef ds:uri="http://schemas.microsoft.com/office/infopath/2007/PartnerControls"/>
-    <ds:schemaRef ds:uri="http://schemas.microsoft.com/office/2006/metadata/properties"/>
     <ds:schemaRef ds:uri="http://purl.org/dc/terms/"/>
   </ds:schemaRefs>
 </ds:datastoreItem>

--- a/lab05/OfficeComputingLabsReport.docx
+++ b/lab05/OfficeComputingLabsReport.docx
@@ -1005,9 +1005,9 @@
         </w:rPr>
         <w:lastRenderedPageBreak/>
         <w:drawing>
-          <wp:inline distT="0" distB="0" distL="0" distR="0" wp14:anchorId="05A052CE" wp14:editId="390DE5FF">
-            <wp:extent cx="6042025" cy="3138938"/>
-            <wp:effectExtent l="0" t="0" r="0" b="4445"/>
+          <wp:inline distT="0" distB="0" distL="0" distR="0" wp14:anchorId="05A052CE" wp14:editId="7295509F">
+            <wp:extent cx="6187221" cy="3214370"/>
+            <wp:effectExtent l="0" t="0" r="4445" b="5080"/>
             <wp:docPr id="15" name="Picture 15"/>
             <wp:cNvGraphicFramePr>
               <a:graphicFrameLocks xmlns:a="http://schemas.openxmlformats.org/drawingml/2006/main" noChangeAspect="1"/>
@@ -1028,7 +1028,7 @@
                   <pic:spPr>
                     <a:xfrm>
                       <a:off x="0" y="0"/>
-                      <a:ext cx="6081369" cy="3159378"/>
+                      <a:ext cx="6224867" cy="3233928"/>
                     </a:xfrm>
                     <a:prstGeom prst="rect">
                       <a:avLst/>
@@ -1055,7 +1055,7 @@
           <w:szCs w:val="28"/>
           <w:lang w:val="vi-VN"/>
         </w:rPr>
-        <w:t xml:space="preserve">                                                  </w:t>
+        <w:t xml:space="preserve">                                             </w:t>
       </w:r>
       <w:r>
         <w:rPr>
@@ -1070,23 +1070,15 @@
           <w:szCs w:val="28"/>
           <w:lang w:val="vi-VN"/>
         </w:rPr>
-        <w:t xml:space="preserve"> 2.10</w:t>
-      </w:r>
-      <w:r>
-        <w:rPr>
-          <w:sz w:val="28"/>
-          <w:szCs w:val="28"/>
-          <w:lang w:val="vi-VN"/>
-        </w:rPr>
-        <w:t xml:space="preserve"> </w:t>
-      </w:r>
-      <w:r>
-        <w:rPr>
-          <w:sz w:val="28"/>
-          <w:szCs w:val="28"/>
-          <w:lang w:val="vi-VN"/>
-        </w:rPr>
-        <w:t xml:space="preserve">: Trang mục lục  </w:t>
+        <w:t xml:space="preserve"> 2.</w:t>
+      </w:r>
+      <w:r>
+        <w:rPr>
+          <w:sz w:val="28"/>
+          <w:szCs w:val="28"/>
+          <w:lang w:val="vi-VN"/>
+        </w:rPr>
+        <w:t xml:space="preserve">10 : Trang mục lục </w:t>
       </w:r>
     </w:p>
     <w:p>
@@ -1105,9 +1097,9 @@
           <w:lang w:val="vi-VN"/>
         </w:rPr>
         <w:drawing>
-          <wp:inline distT="0" distB="0" distL="0" distR="0" wp14:anchorId="4F6D4A9B" wp14:editId="1EC22702">
-            <wp:extent cx="5730240" cy="4040599"/>
-            <wp:effectExtent l="0" t="0" r="3810" b="0"/>
+          <wp:inline distT="0" distB="0" distL="0" distR="0" wp14:anchorId="4F6D4A9B" wp14:editId="0A823A9B">
+            <wp:extent cx="5821474" cy="4104932"/>
+            <wp:effectExtent l="0" t="0" r="8255" b="0"/>
             <wp:docPr id="14" name="Picture 14"/>
             <wp:cNvGraphicFramePr>
               <a:graphicFrameLocks xmlns:a="http://schemas.openxmlformats.org/drawingml/2006/main" noChangeAspect="1"/>
@@ -1128,7 +1120,7 @@
                   <pic:spPr>
                     <a:xfrm>
                       <a:off x="0" y="0"/>
-                      <a:ext cx="5741384" cy="4048457"/>
+                      <a:ext cx="5831866" cy="4112260"/>
                     </a:xfrm>
                     <a:prstGeom prst="rect">
                       <a:avLst/>
@@ -1154,30 +1146,25 @@
           <w:szCs w:val="28"/>
           <w:lang w:val="vi-VN"/>
         </w:rPr>
-        <w:t xml:space="preserve">                  </w:t>
-      </w:r>
-      <w:r>
-        <w:rPr>
-          <w:sz w:val="28"/>
-          <w:szCs w:val="28"/>
-        </w:rPr>
-        <w:t>Hình</w:t>
-      </w:r>
-      <w:r>
-        <w:rPr>
-          <w:sz w:val="28"/>
-          <w:szCs w:val="28"/>
-          <w:lang w:val="vi-VN"/>
-        </w:rPr>
-        <w:t xml:space="preserve"> 2.10</w:t>
-      </w:r>
-      <w:r>
-        <w:rPr>
-          <w:sz w:val="28"/>
-          <w:szCs w:val="28"/>
-          <w:lang w:val="vi-VN"/>
-        </w:rPr>
-        <w:t xml:space="preserve"> -2.11</w:t>
+        <w:t xml:space="preserve">                  Hình</w:t>
+      </w:r>
+      <w:bookmarkStart w:id="1" w:name="_GoBack"/>
+      <w:bookmarkEnd w:id="1"/>
+      <w:r>
+        <w:rPr>
+          <w:sz w:val="28"/>
+          <w:szCs w:val="28"/>
+          <w:lang w:val="vi-VN"/>
+        </w:rPr>
+        <w:t xml:space="preserve"> </w:t>
+      </w:r>
+      <w:r>
+        <w:rPr>
+          <w:sz w:val="28"/>
+          <w:szCs w:val="28"/>
+          <w:lang w:val="vi-VN"/>
+        </w:rPr>
+        <w:t>2.11</w:t>
       </w:r>
       <w:r>
         <w:rPr>
@@ -1622,9 +1609,32 @@
         <w:rPr>
           <w:sz w:val="28"/>
           <w:szCs w:val="28"/>
-          <w:lang w:val="vi-VN"/>
-        </w:rPr>
-        <w:t xml:space="preserve">Hình 2.16 </w:t>
+        </w:rPr>
+        <w:t>Hình</w:t>
+      </w:r>
+      <w:r>
+        <w:rPr>
+          <w:sz w:val="28"/>
+          <w:szCs w:val="28"/>
+          <w:lang w:val="vi-VN"/>
+        </w:rPr>
+        <w:t xml:space="preserve"> 2.</w:t>
+      </w:r>
+      <w:r>
+        <w:rPr>
+          <w:sz w:val="28"/>
+          <w:szCs w:val="28"/>
+          <w:lang w:val="vi-VN"/>
+        </w:rPr>
+        <w:t>16</w:t>
+      </w:r>
+      <w:r>
+        <w:rPr>
+          <w:sz w:val="28"/>
+          <w:szCs w:val="28"/>
+          <w:lang w:val="vi-VN"/>
+        </w:rPr>
+        <w:t xml:space="preserve"> </w:t>
       </w:r>
       <w:r>
         <w:rPr>
@@ -1818,8 +1828,6 @@
         </w:rPr>
         <w:t>18</w:t>
       </w:r>
-      <w:bookmarkStart w:id="1" w:name="_GoBack"/>
-      <w:bookmarkEnd w:id="1"/>
       <w:r>
         <w:rPr>
           <w:sz w:val="28"/>
@@ -4072,14 +4080,14 @@
 <file path=customXml/itemProps3.xml><?xml version="1.0" encoding="utf-8"?>
 <ds:datastoreItem xmlns:ds="http://schemas.openxmlformats.org/officeDocument/2006/customXml" ds:itemID="{3A42E297-911E-45AF-8D87-C5EE24D6CA11}">
   <ds:schemaRefs>
-    <ds:schemaRef ds:uri="http://www.w3.org/XML/1998/namespace"/>
-    <ds:schemaRef ds:uri="http://schemas.microsoft.com/office/2006/metadata/properties"/>
-    <ds:schemaRef ds:uri="http://purl.org/dc/elements/1.1/"/>
+    <ds:schemaRef ds:uri="2f12b43f-f6ce-40ca-b8e5-67bc939c6181"/>
+    <ds:schemaRef ds:uri="http://purl.org/dc/dcmitype/"/>
     <ds:schemaRef ds:uri="http://schemas.microsoft.com/office/infopath/2007/PartnerControls"/>
     <ds:schemaRef ds:uri="http://schemas.openxmlformats.org/package/2006/metadata/core-properties"/>
     <ds:schemaRef ds:uri="http://schemas.microsoft.com/office/2006/documentManagement/types"/>
-    <ds:schemaRef ds:uri="2f12b43f-f6ce-40ca-b8e5-67bc939c6181"/>
-    <ds:schemaRef ds:uri="http://purl.org/dc/dcmitype/"/>
+    <ds:schemaRef ds:uri="http://schemas.microsoft.com/office/2006/metadata/properties"/>
+    <ds:schemaRef ds:uri="http://purl.org/dc/elements/1.1/"/>
+    <ds:schemaRef ds:uri="http://www.w3.org/XML/1998/namespace"/>
     <ds:schemaRef ds:uri="http://purl.org/dc/terms/"/>
   </ds:schemaRefs>
 </ds:datastoreItem>

--- a/lab05/OfficeComputingLabsReport.docx
+++ b/lab05/OfficeComputingLabsReport.docx
@@ -4080,15 +4080,9 @@
 <file path=customXml/itemProps3.xml><?xml version="1.0" encoding="utf-8"?>
 <ds:datastoreItem xmlns:ds="http://schemas.openxmlformats.org/officeDocument/2006/customXml" ds:itemID="{3A42E297-911E-45AF-8D87-C5EE24D6CA11}">
   <ds:schemaRefs>
+    <ds:schemaRef ds:uri="http://schemas.microsoft.com/office/2006/metadata/properties"/>
+    <ds:schemaRef ds:uri="http://schemas.microsoft.com/office/infopath/2007/PartnerControls"/>
     <ds:schemaRef ds:uri="2f12b43f-f6ce-40ca-b8e5-67bc939c6181"/>
-    <ds:schemaRef ds:uri="http://purl.org/dc/dcmitype/"/>
-    <ds:schemaRef ds:uri="http://schemas.microsoft.com/office/infopath/2007/PartnerControls"/>
-    <ds:schemaRef ds:uri="http://schemas.openxmlformats.org/package/2006/metadata/core-properties"/>
-    <ds:schemaRef ds:uri="http://schemas.microsoft.com/office/2006/documentManagement/types"/>
-    <ds:schemaRef ds:uri="http://schemas.microsoft.com/office/2006/metadata/properties"/>
-    <ds:schemaRef ds:uri="http://purl.org/dc/elements/1.1/"/>
-    <ds:schemaRef ds:uri="http://www.w3.org/XML/1998/namespace"/>
-    <ds:schemaRef ds:uri="http://purl.org/dc/terms/"/>
   </ds:schemaRefs>
 </ds:datastoreItem>
 </file>
--- a/lab05/OfficeComputingLabsReport.docx
+++ b/lab05/OfficeComputingLabsReport.docx
@@ -1146,17 +1146,7 @@
           <w:szCs w:val="28"/>
           <w:lang w:val="vi-VN"/>
         </w:rPr>
-        <w:t xml:space="preserve">                  Hình</w:t>
-      </w:r>
-      <w:bookmarkStart w:id="1" w:name="_GoBack"/>
-      <w:bookmarkEnd w:id="1"/>
-      <w:r>
-        <w:rPr>
-          <w:sz w:val="28"/>
-          <w:szCs w:val="28"/>
-          <w:lang w:val="vi-VN"/>
-        </w:rPr>
-        <w:t xml:space="preserve"> </w:t>
+        <w:t xml:space="preserve">                  Hình </w:t>
       </w:r>
       <w:r>
         <w:rPr>
@@ -2644,6 +2634,8 @@
         </w:rPr>
         <w:t xml:space="preserve">  + Lab04 :</w:t>
       </w:r>
+      <w:bookmarkStart w:id="1" w:name="_GoBack"/>
+      <w:bookmarkEnd w:id="1"/>
     </w:p>
     <w:p>
       <w:pPr>
@@ -2669,6 +2661,14 @@
           <w:t>PowerPoint 1</w:t>
         </w:r>
       </w:hyperlink>
+      <w:r>
+        <w:rPr>
+          <w:sz w:val="32"/>
+          <w:szCs w:val="32"/>
+          <w:lang w:val="vi-VN"/>
+        </w:rPr>
+        <w:t xml:space="preserve"> </w:t>
+      </w:r>
     </w:p>
     <w:p>
       <w:pPr>
@@ -2694,6 +2694,14 @@
           <w:t>PowerPoint 2</w:t>
         </w:r>
       </w:hyperlink>
+      <w:r>
+        <w:rPr>
+          <w:sz w:val="32"/>
+          <w:szCs w:val="32"/>
+          <w:lang w:val="vi-VN"/>
+        </w:rPr>
+        <w:t xml:space="preserve"> </w:t>
+      </w:r>
     </w:p>
     <w:p>
       <w:pPr>
@@ -3859,15 +3867,6 @@
 </file>
 
 <file path=customXml/item1.xml><?xml version="1.0" encoding="utf-8"?>
-<?mso-contentType ?>
-<FormTemplates xmlns="http://schemas.microsoft.com/sharepoint/v3/contenttype/forms">
-  <Display>DocumentLibraryForm</Display>
-  <Edit>DocumentLibraryForm</Edit>
-  <New>DocumentLibraryForm</New>
-</FormTemplates>
-</file>
-
-<file path=customXml/item2.xml><?xml version="1.0" encoding="utf-8"?>
 <ct:contentTypeSchema xmlns:ct="http://schemas.microsoft.com/office/2006/metadata/contentType" xmlns:ma="http://schemas.microsoft.com/office/2006/metadata/properties/metaAttributes" ct:_="" ma:_="" ma:contentTypeName="Document" ma:contentTypeID="0x0101000E101414EE408046B6C39D59F7189ACE" ma:contentTypeVersion="9" ma:contentTypeDescription="Create a new document." ma:contentTypeScope="" ma:versionID="23f6cc0ea12202ef43e1890ed6bf66f7">
   <xsd:schema xmlns:xsd="http://www.w3.org/2001/XMLSchema" xmlns:xs="http://www.w3.org/2001/XMLSchema" xmlns:p="http://schemas.microsoft.com/office/2006/metadata/properties" xmlns:ns3="2f12b43f-f6ce-40ca-b8e5-67bc939c6181" targetNamespace="http://schemas.microsoft.com/office/2006/metadata/properties" ma:root="true" ma:fieldsID="607ea5d003628613f1bd09216d8b2451" ns3:_="">
     <xsd:import namespace="2f12b43f-f6ce-40ca-b8e5-67bc939c6181"/>
@@ -4043,6 +4042,15 @@
 </ct:contentTypeSchema>
 </file>
 
+<file path=customXml/item2.xml><?xml version="1.0" encoding="utf-8"?>
+<?mso-contentType ?>
+<FormTemplates xmlns="http://schemas.microsoft.com/sharepoint/v3/contenttype/forms">
+  <Display>DocumentLibraryForm</Display>
+  <Edit>DocumentLibraryForm</Edit>
+  <New>DocumentLibraryForm</New>
+</FormTemplates>
+</file>
+
 <file path=customXml/item3.xml><?xml version="1.0" encoding="utf-8"?>
 <p:properties xmlns:p="http://schemas.microsoft.com/office/2006/metadata/properties" xmlns:xsi="http://www.w3.org/2001/XMLSchema-instance" xmlns:pc="http://schemas.microsoft.com/office/infopath/2007/PartnerControls">
   <documentManagement>
@@ -4052,14 +4060,6 @@
 </file>
 
 <file path=customXml/itemProps1.xml><?xml version="1.0" encoding="utf-8"?>
-<ds:datastoreItem xmlns:ds="http://schemas.openxmlformats.org/officeDocument/2006/customXml" ds:itemID="{26ADA050-0EA3-4B05-BDD7-799C6BE80714}">
-  <ds:schemaRefs>
-    <ds:schemaRef ds:uri="http://schemas.microsoft.com/sharepoint/v3/contenttype/forms"/>
-  </ds:schemaRefs>
-</ds:datastoreItem>
-</file>
-
-<file path=customXml/itemProps2.xml><?xml version="1.0" encoding="utf-8"?>
 <ds:datastoreItem xmlns:ds="http://schemas.openxmlformats.org/officeDocument/2006/customXml" ds:itemID="{F02ABB5B-E92A-470D-8FE7-2DBED10B594A}">
   <ds:schemaRefs>
     <ds:schemaRef ds:uri="http://schemas.microsoft.com/office/2006/metadata/contentType"/>
@@ -4077,6 +4077,14 @@
 </ds:datastoreItem>
 </file>
 
+<file path=customXml/itemProps2.xml><?xml version="1.0" encoding="utf-8"?>
+<ds:datastoreItem xmlns:ds="http://schemas.openxmlformats.org/officeDocument/2006/customXml" ds:itemID="{26ADA050-0EA3-4B05-BDD7-799C6BE80714}">
+  <ds:schemaRefs>
+    <ds:schemaRef ds:uri="http://schemas.microsoft.com/sharepoint/v3/contenttype/forms"/>
+  </ds:schemaRefs>
+</ds:datastoreItem>
+</file>
+
 <file path=customXml/itemProps3.xml><?xml version="1.0" encoding="utf-8"?>
 <ds:datastoreItem xmlns:ds="http://schemas.openxmlformats.org/officeDocument/2006/customXml" ds:itemID="{3A42E297-911E-45AF-8D87-C5EE24D6CA11}">
   <ds:schemaRefs>
